--- a/Collatio/8/1. Textos/1. Marcados/8-B.docx
+++ b/Collatio/8/1. Textos/1. Marcados/8-B.docx
@@ -1,15 +1,17 @@
 
 <file path=word/document.xml><?xml version="1.0" encoding="utf-8"?>
-<w:document xmlns:wpc="http://schemas.microsoft.com/office/word/2010/wordprocessingCanvas" xmlns:cx="http://schemas.microsoft.com/office/drawing/2014/chartex" xmlns:cx1="http://schemas.microsoft.com/office/drawing/2015/9/8/chartex" xmlns:cx2="http://schemas.microsoft.com/office/drawing/2015/10/21/chartex" xmlns:cx3="http://schemas.microsoft.com/office/drawing/2016/5/9/chartex" xmlns:cx4="http://schemas.microsoft.com/office/drawing/2016/5/10/chartex" xmlns:cx5="http://schemas.microsoft.com/office/drawing/2016/5/11/chartex" xmlns:cx6="http://schemas.microsoft.com/office/drawing/2016/5/12/chartex" xmlns:cx7="http://schemas.microsoft.com/office/drawing/2016/5/13/chartex" xmlns:cx8="http://schemas.microsoft.com/office/drawing/2016/5/14/chartex" xmlns:mc="http://schemas.openxmlformats.org/markup-compatibility/2006" xmlns:aink="http://schemas.microsoft.com/office/drawing/2016/ink" xmlns:am3d="http://schemas.microsoft.com/office/drawing/2017/model3d" xmlns:o="urn:schemas-microsoft-com:office:office" xmlns:oel="http://schemas.microsoft.com/office/2019/extlst" xmlns:r="http://schemas.openxmlformats.org/officeDocument/2006/relationships" xmlns:m="http://schemas.openxmlformats.org/officeDocument/2006/math" xmlns:v="urn:schemas-microsoft-com:vml" xmlns:wp14="http://schemas.microsoft.com/office/word/2010/wordprocessingDrawing" xmlns:wp="http://schemas.openxmlformats.org/drawingml/2006/wordprocessingDrawing" xmlns:w10="urn:schemas-microsoft-com:office:word" xmlns:w="http://schemas.openxmlformats.org/wordprocessingml/2006/main" xmlns:w14="http://schemas.microsoft.com/office/word/2010/wordml" xmlns:w15="http://schemas.microsoft.com/office/word/2012/wordml" xmlns:w16cex="http://schemas.microsoft.com/office/word/2018/wordml/cex" xmlns:w16cid="http://schemas.microsoft.com/office/word/2016/wordml/cid" xmlns:w16="http://schemas.microsoft.com/office/word/2018/wordml" xmlns:w16sdtdh="http://schemas.microsoft.com/office/word/2020/wordml/sdtdatahash" xmlns:w16se="http://schemas.microsoft.com/office/word/2015/wordml/symex" xmlns:wpg="http://schemas.microsoft.com/office/word/2010/wordprocessingGroup" xmlns:wpi="http://schemas.microsoft.com/office/word/2010/wordprocessingInk" xmlns:wne="http://schemas.microsoft.com/office/word/2006/wordml" xmlns:wps="http://schemas.microsoft.com/office/word/2010/wordprocessingShape" mc:Ignorable="w14 w15 w16se w16cid w16 w16cex w16sdtdh wp14">
+<w:document xmlns:wpc="http://schemas.microsoft.com/office/word/2010/wordprocessingCanvas" xmlns:cx="http://schemas.microsoft.com/office/drawing/2014/chartex" xmlns:cx1="http://schemas.microsoft.com/office/drawing/2015/9/8/chartex" xmlns:cx2="http://schemas.microsoft.com/office/drawing/2015/10/21/chartex" xmlns:cx3="http://schemas.microsoft.com/office/drawing/2016/5/9/chartex" xmlns:cx4="http://schemas.microsoft.com/office/drawing/2016/5/10/chartex" xmlns:cx5="http://schemas.microsoft.com/office/drawing/2016/5/11/chartex" xmlns:cx6="http://schemas.microsoft.com/office/drawing/2016/5/12/chartex" xmlns:cx7="http://schemas.microsoft.com/office/drawing/2016/5/13/chartex" xmlns:cx8="http://schemas.microsoft.com/office/drawing/2016/5/14/chartex" xmlns:mc="http://schemas.openxmlformats.org/markup-compatibility/2006" xmlns:aink="http://schemas.microsoft.com/office/drawing/2016/ink" xmlns:am3d="http://schemas.microsoft.com/office/drawing/2017/model3d" xmlns:o="urn:schemas-microsoft-com:office:office" xmlns:oel="http://schemas.microsoft.com/office/2019/extlst" xmlns:r="http://schemas.openxmlformats.org/officeDocument/2006/relationships" xmlns:m="http://schemas.openxmlformats.org/officeDocument/2006/math" xmlns:v="urn:schemas-microsoft-com:vml" xmlns:wp14="http://schemas.microsoft.com/office/word/2010/wordprocessingDrawing" xmlns:wp="http://schemas.openxmlformats.org/drawingml/2006/wordprocessingDrawing" xmlns:w10="urn:schemas-microsoft-com:office:word" xmlns:w="http://schemas.openxmlformats.org/wordprocessingml/2006/main" xmlns:w14="http://schemas.microsoft.com/office/word/2010/wordml" xmlns:w15="http://schemas.microsoft.com/office/word/2012/wordml" xmlns:w16cex="http://schemas.microsoft.com/office/word/2018/wordml/cex" xmlns:w16cid="http://schemas.microsoft.com/office/word/2016/wordml/cid" xmlns:w16="http://schemas.microsoft.com/office/word/2018/wordml" xmlns:w16du="http://schemas.microsoft.com/office/word/2023/wordml/word16du" xmlns:w16sdtdh="http://schemas.microsoft.com/office/word/2020/wordml/sdtdatahash" xmlns:w16sdtfl="http://schemas.microsoft.com/office/word/2024/wordml/sdtformatlock" xmlns:w16se="http://schemas.microsoft.com/office/word/2015/wordml/symex" xmlns:wpg="http://schemas.microsoft.com/office/word/2010/wordprocessingGroup" xmlns:wpi="http://schemas.microsoft.com/office/word/2010/wordprocessingInk" xmlns:wne="http://schemas.microsoft.com/office/word/2006/wordml" xmlns:wps="http://schemas.microsoft.com/office/word/2010/wordprocessingShape" mc:Ignorable="w14 w15 w16se w16cid w16 w16cex w16sdtdh w16sdtfl w16du wp14">
   <w:body>
     <w:p>
       <w:pPr>
         <w:rPr>
+          <w:rFonts w:ascii="Brill" w:hAnsi="Brill"/>
           <w:lang w:val="es-ES"/>
         </w:rPr>
       </w:pPr>
       <w:r>
         <w:rPr>
+          <w:rFonts w:ascii="Brill" w:hAnsi="Brill"/>
           <w:color w:val="FF0000"/>
           <w:lang w:val="es-ES"/>
         </w:rPr>
@@ -17,12 +19,174 @@
       </w:r>
       <w:r>
         <w:rPr>
-          <w:lang w:val="es-ES"/>
-        </w:rPr>
-        <w:t xml:space="preserve">dixo el decipulo al maestro quiero te fazer una demanda e ruego te que me respondas a ella respondio el maestro di lo que quisieres dixo el decipulo la demanda que te fago es esta % dime a do esta la alma del ombre si esta en un logar o si esta en todo el cuerpo respondio el maestro yo te lo dire la alma es espiritu de vida que dios metio en el cuerpo del ombre e segund dizen los sabios la su casa en que ella esta mas </w:t>
-      </w:r>
-      <w:r>
-        <w:rPr>
+          <w:rFonts w:ascii="Brill" w:hAnsi="Brill"/>
+          <w:lang w:val="es-ES"/>
+        </w:rPr>
+        <w:t xml:space="preserve">dixo el </w:t>
+      </w:r>
+      <w:proofErr w:type="spellStart"/>
+      <w:r>
+        <w:rPr>
+          <w:rFonts w:ascii="Brill" w:hAnsi="Brill"/>
+          <w:lang w:val="es-ES"/>
+        </w:rPr>
+        <w:t>decipulo</w:t>
+      </w:r>
+      <w:proofErr w:type="spellEnd"/>
+      <w:r>
+        <w:rPr>
+          <w:rFonts w:ascii="Brill" w:hAnsi="Brill"/>
+          <w:lang w:val="es-ES"/>
+        </w:rPr>
+        <w:t xml:space="preserve"> al maestro quiero te fazer una demanda e ruego te que me respondas a ella </w:t>
+      </w:r>
+      <w:proofErr w:type="spellStart"/>
+      <w:r>
+        <w:rPr>
+          <w:rFonts w:ascii="Brill" w:hAnsi="Brill"/>
+          <w:lang w:val="es-ES"/>
+        </w:rPr>
+        <w:t>respondio</w:t>
+      </w:r>
+      <w:proofErr w:type="spellEnd"/>
+      <w:r>
+        <w:rPr>
+          <w:rFonts w:ascii="Brill" w:hAnsi="Brill"/>
+          <w:lang w:val="es-ES"/>
+        </w:rPr>
+        <w:t xml:space="preserve"> el maestro di lo que quisieres dixo el </w:t>
+      </w:r>
+      <w:proofErr w:type="spellStart"/>
+      <w:r>
+        <w:rPr>
+          <w:rFonts w:ascii="Brill" w:hAnsi="Brill"/>
+          <w:lang w:val="es-ES"/>
+        </w:rPr>
+        <w:t>decipulo</w:t>
+      </w:r>
+      <w:proofErr w:type="spellEnd"/>
+      <w:r>
+        <w:rPr>
+          <w:rFonts w:ascii="Brill" w:hAnsi="Brill"/>
+          <w:lang w:val="es-ES"/>
+        </w:rPr>
+        <w:t xml:space="preserve"> la demanda que te fago es esta % dime a do esta la alma del ombre si </w:t>
+      </w:r>
+      <w:proofErr w:type="spellStart"/>
+      <w:r>
+        <w:rPr>
+          <w:rFonts w:ascii="Brill" w:hAnsi="Brill"/>
+          <w:lang w:val="es-ES"/>
+        </w:rPr>
+        <w:t>esta</w:t>
+      </w:r>
+      <w:proofErr w:type="spellEnd"/>
+      <w:r>
+        <w:rPr>
+          <w:rFonts w:ascii="Brill" w:hAnsi="Brill"/>
+          <w:lang w:val="es-ES"/>
+        </w:rPr>
+        <w:t xml:space="preserve"> en un logar o si </w:t>
+      </w:r>
+      <w:proofErr w:type="spellStart"/>
+      <w:r>
+        <w:rPr>
+          <w:rFonts w:ascii="Brill" w:hAnsi="Brill"/>
+          <w:lang w:val="es-ES"/>
+        </w:rPr>
+        <w:t>esta</w:t>
+      </w:r>
+      <w:proofErr w:type="spellEnd"/>
+      <w:r>
+        <w:rPr>
+          <w:rFonts w:ascii="Brill" w:hAnsi="Brill"/>
+          <w:lang w:val="es-ES"/>
+        </w:rPr>
+        <w:t xml:space="preserve"> en todo el cuerpo </w:t>
+      </w:r>
+      <w:proofErr w:type="spellStart"/>
+      <w:r>
+        <w:rPr>
+          <w:rFonts w:ascii="Brill" w:hAnsi="Brill"/>
+          <w:lang w:val="es-ES"/>
+        </w:rPr>
+        <w:t>respondio</w:t>
+      </w:r>
+      <w:proofErr w:type="spellEnd"/>
+      <w:r>
+        <w:rPr>
+          <w:rFonts w:ascii="Brill" w:hAnsi="Brill"/>
+          <w:lang w:val="es-ES"/>
+        </w:rPr>
+        <w:t xml:space="preserve"> el maestro yo te lo </w:t>
+      </w:r>
+      <w:proofErr w:type="spellStart"/>
+      <w:r>
+        <w:rPr>
+          <w:rFonts w:ascii="Brill" w:hAnsi="Brill"/>
+          <w:lang w:val="es-ES"/>
+        </w:rPr>
+        <w:t>dire</w:t>
+      </w:r>
+      <w:proofErr w:type="spellEnd"/>
+      <w:r>
+        <w:rPr>
+          <w:rFonts w:ascii="Brill" w:hAnsi="Brill"/>
+          <w:lang w:val="es-ES"/>
+        </w:rPr>
+        <w:t xml:space="preserve"> la alma es </w:t>
+      </w:r>
+      <w:proofErr w:type="spellStart"/>
+      <w:r>
+        <w:rPr>
+          <w:rFonts w:ascii="Brill" w:hAnsi="Brill"/>
+          <w:lang w:val="es-ES"/>
+        </w:rPr>
+        <w:t>espiritu</w:t>
+      </w:r>
+      <w:proofErr w:type="spellEnd"/>
+      <w:r>
+        <w:rPr>
+          <w:rFonts w:ascii="Brill" w:hAnsi="Brill"/>
+          <w:lang w:val="es-ES"/>
+        </w:rPr>
+        <w:t xml:space="preserve"> de vida que dios </w:t>
+      </w:r>
+      <w:proofErr w:type="spellStart"/>
+      <w:r>
+        <w:rPr>
+          <w:rFonts w:ascii="Brill" w:hAnsi="Brill"/>
+          <w:lang w:val="es-ES"/>
+        </w:rPr>
+        <w:t>metio</w:t>
+      </w:r>
+      <w:proofErr w:type="spellEnd"/>
+      <w:r>
+        <w:rPr>
+          <w:rFonts w:ascii="Brill" w:hAnsi="Brill"/>
+          <w:lang w:val="es-ES"/>
+        </w:rPr>
+        <w:t xml:space="preserve"> en el cuerpo del ombre e segund dizen los sabios la su casa en que ella esta </w:t>
+      </w:r>
+      <w:proofErr w:type="spellStart"/>
+      <w:r>
+        <w:rPr>
+          <w:rFonts w:ascii="Brill" w:hAnsi="Brill"/>
+          <w:lang w:val="es-ES"/>
+        </w:rPr>
+        <w:t>mas</w:t>
+      </w:r>
+      <w:proofErr w:type="spellEnd"/>
+      <w:r>
+        <w:rPr>
+          <w:rFonts w:ascii="Brill" w:hAnsi="Brill"/>
+          <w:lang w:val="es-ES"/>
+        </w:rPr>
+        <w:t xml:space="preserve"> </w:t>
+      </w:r>
+      <w:r>
+        <w:rPr>
+          <w:rFonts w:ascii="Brill" w:hAnsi="Brill"/>
           <w:color w:val="FF0000"/>
           <w:lang w:val="es-ES"/>
         </w:rPr>
@@ -30,9 +194,458 @@
       </w:r>
       <w:r>
         <w:rPr>
-          <w:lang w:val="es-ES"/>
-        </w:rPr>
-        <w:t>arraigada es en el coraçon del ombre % e esto puedes ver por el ombre que fieren de alguna ferida que si poco o mucho le tañe en el coraçon es el ombre muerto ca todo el coraçon esta preso de la virtud de la alma % mas como quier que aquel lugar es suyo mas señalado que otro ninguno % por todo el cuerpo se estiende la su virtud % ca non ha ombre que podiese mandar ningun mienbro de los del cuerpo si non por virtud de la alma que gelo faze fazer ca si como la alma pone en la voluntad para fazer lo asi enbia luego su virtud por que se faga e amostrar te he que contece cada dia en que puedes veer que es asi como te yo digo % para mientes en el ombre que muere en su lecho e veras en el % que asi como se aranca la alma del coraçon para salir fuera que asi muere luego el cuerpo de las rodiellas a yuso % quanto mas va sobiendo tanto mas va finando el cuerpo muerto enpos ella e finca muy freyo e muy pesado</w:t>
+          <w:rFonts w:ascii="Brill" w:hAnsi="Brill"/>
+          <w:lang w:val="es-ES"/>
+        </w:rPr>
+        <w:t xml:space="preserve">arraigada es en el </w:t>
+      </w:r>
+      <w:proofErr w:type="spellStart"/>
+      <w:r>
+        <w:rPr>
+          <w:rFonts w:ascii="Brill" w:hAnsi="Brill"/>
+          <w:lang w:val="es-ES"/>
+        </w:rPr>
+        <w:t>coraçon</w:t>
+      </w:r>
+      <w:proofErr w:type="spellEnd"/>
+      <w:r>
+        <w:rPr>
+          <w:rFonts w:ascii="Brill" w:hAnsi="Brill"/>
+          <w:lang w:val="es-ES"/>
+        </w:rPr>
+        <w:t xml:space="preserve"> del ombre % e esto puedes ver por el ombre que </w:t>
+      </w:r>
+      <w:proofErr w:type="spellStart"/>
+      <w:r>
+        <w:rPr>
+          <w:rFonts w:ascii="Brill" w:hAnsi="Brill"/>
+          <w:lang w:val="es-ES"/>
+        </w:rPr>
+        <w:t>fieren</w:t>
+      </w:r>
+      <w:proofErr w:type="spellEnd"/>
+      <w:r>
+        <w:rPr>
+          <w:rFonts w:ascii="Brill" w:hAnsi="Brill"/>
+          <w:lang w:val="es-ES"/>
+        </w:rPr>
+        <w:t xml:space="preserve"> de alguna ferida que si poco o mucho le tañe en el </w:t>
+      </w:r>
+      <w:proofErr w:type="spellStart"/>
+      <w:r>
+        <w:rPr>
+          <w:rFonts w:ascii="Brill" w:hAnsi="Brill"/>
+          <w:lang w:val="es-ES"/>
+        </w:rPr>
+        <w:t>coraçon</w:t>
+      </w:r>
+      <w:proofErr w:type="spellEnd"/>
+      <w:r>
+        <w:rPr>
+          <w:rFonts w:ascii="Brill" w:hAnsi="Brill"/>
+          <w:lang w:val="es-ES"/>
+        </w:rPr>
+        <w:t xml:space="preserve"> es el ombre muerto ca todo el </w:t>
+      </w:r>
+      <w:proofErr w:type="spellStart"/>
+      <w:r>
+        <w:rPr>
+          <w:rFonts w:ascii="Brill" w:hAnsi="Brill"/>
+          <w:lang w:val="es-ES"/>
+        </w:rPr>
+        <w:t>coraçon</w:t>
+      </w:r>
+      <w:proofErr w:type="spellEnd"/>
+      <w:r>
+        <w:rPr>
+          <w:rFonts w:ascii="Brill" w:hAnsi="Brill"/>
+          <w:lang w:val="es-ES"/>
+        </w:rPr>
+        <w:t xml:space="preserve"> </w:t>
+      </w:r>
+      <w:proofErr w:type="spellStart"/>
+      <w:r>
+        <w:rPr>
+          <w:rFonts w:ascii="Brill" w:hAnsi="Brill"/>
+          <w:lang w:val="es-ES"/>
+        </w:rPr>
+        <w:t>esta</w:t>
+      </w:r>
+      <w:proofErr w:type="spellEnd"/>
+      <w:r>
+        <w:rPr>
+          <w:rFonts w:ascii="Brill" w:hAnsi="Brill"/>
+          <w:lang w:val="es-ES"/>
+        </w:rPr>
+        <w:t xml:space="preserve"> preso de la virtud de la alma % </w:t>
+      </w:r>
+      <w:proofErr w:type="spellStart"/>
+      <w:r>
+        <w:rPr>
+          <w:rFonts w:ascii="Brill" w:hAnsi="Brill"/>
+          <w:lang w:val="es-ES"/>
+        </w:rPr>
+        <w:t>mas</w:t>
+      </w:r>
+      <w:proofErr w:type="spellEnd"/>
+      <w:r>
+        <w:rPr>
+          <w:rFonts w:ascii="Brill" w:hAnsi="Brill"/>
+          <w:lang w:val="es-ES"/>
+        </w:rPr>
+        <w:t xml:space="preserve"> como quier que aquel lugar es suyo </w:t>
+      </w:r>
+      <w:proofErr w:type="spellStart"/>
+      <w:r>
+        <w:rPr>
+          <w:rFonts w:ascii="Brill" w:hAnsi="Brill"/>
+          <w:lang w:val="es-ES"/>
+        </w:rPr>
+        <w:t>mas</w:t>
+      </w:r>
+      <w:proofErr w:type="spellEnd"/>
+      <w:r>
+        <w:rPr>
+          <w:rFonts w:ascii="Brill" w:hAnsi="Brill"/>
+          <w:lang w:val="es-ES"/>
+        </w:rPr>
+        <w:t xml:space="preserve"> señalado que otro ninguno % por todo el cuerpo se </w:t>
+      </w:r>
+      <w:proofErr w:type="spellStart"/>
+      <w:r>
+        <w:rPr>
+          <w:rFonts w:ascii="Brill" w:hAnsi="Brill"/>
+          <w:lang w:val="es-ES"/>
+        </w:rPr>
+        <w:t>estiende</w:t>
+      </w:r>
+      <w:proofErr w:type="spellEnd"/>
+      <w:r>
+        <w:rPr>
+          <w:rFonts w:ascii="Brill" w:hAnsi="Brill"/>
+          <w:lang w:val="es-ES"/>
+        </w:rPr>
+        <w:t xml:space="preserve"> la su virtud % ca non ha ombre que </w:t>
+      </w:r>
+      <w:proofErr w:type="spellStart"/>
+      <w:r>
+        <w:rPr>
+          <w:rFonts w:ascii="Brill" w:hAnsi="Brill"/>
+          <w:lang w:val="es-ES"/>
+        </w:rPr>
+        <w:t>podiese</w:t>
+      </w:r>
+      <w:proofErr w:type="spellEnd"/>
+      <w:r>
+        <w:rPr>
+          <w:rFonts w:ascii="Brill" w:hAnsi="Brill"/>
+          <w:lang w:val="es-ES"/>
+        </w:rPr>
+        <w:t xml:space="preserve"> mandar </w:t>
+      </w:r>
+      <w:proofErr w:type="spellStart"/>
+      <w:r>
+        <w:rPr>
+          <w:rFonts w:ascii="Brill" w:hAnsi="Brill"/>
+          <w:lang w:val="es-ES"/>
+        </w:rPr>
+        <w:t>ningun</w:t>
+      </w:r>
+      <w:proofErr w:type="spellEnd"/>
+      <w:r>
+        <w:rPr>
+          <w:rFonts w:ascii="Brill" w:hAnsi="Brill"/>
+          <w:lang w:val="es-ES"/>
+        </w:rPr>
+        <w:t xml:space="preserve"> </w:t>
+      </w:r>
+      <w:proofErr w:type="spellStart"/>
+      <w:r>
+        <w:rPr>
+          <w:rFonts w:ascii="Brill" w:hAnsi="Brill"/>
+          <w:lang w:val="es-ES"/>
+        </w:rPr>
+        <w:t>mienbro</w:t>
+      </w:r>
+      <w:proofErr w:type="spellEnd"/>
+      <w:r>
+        <w:rPr>
+          <w:rFonts w:ascii="Brill" w:hAnsi="Brill"/>
+          <w:lang w:val="es-ES"/>
+        </w:rPr>
+        <w:t xml:space="preserve"> de los del cuerpo si non por virtud de la alma que gelo faze fazer ca si como la alma pone en la voluntad para fazer lo </w:t>
+      </w:r>
+      <w:proofErr w:type="spellStart"/>
+      <w:r>
+        <w:rPr>
+          <w:rFonts w:ascii="Brill" w:hAnsi="Brill"/>
+          <w:lang w:val="es-ES"/>
+        </w:rPr>
+        <w:t>asi</w:t>
+      </w:r>
+      <w:proofErr w:type="spellEnd"/>
+      <w:r>
+        <w:rPr>
+          <w:rFonts w:ascii="Brill" w:hAnsi="Brill"/>
+          <w:lang w:val="es-ES"/>
+        </w:rPr>
+        <w:t xml:space="preserve"> </w:t>
+      </w:r>
+      <w:proofErr w:type="spellStart"/>
+      <w:r>
+        <w:rPr>
+          <w:rFonts w:ascii="Brill" w:hAnsi="Brill"/>
+          <w:lang w:val="es-ES"/>
+        </w:rPr>
+        <w:t>enbia</w:t>
+      </w:r>
+      <w:proofErr w:type="spellEnd"/>
+      <w:r>
+        <w:rPr>
+          <w:rFonts w:ascii="Brill" w:hAnsi="Brill"/>
+          <w:lang w:val="es-ES"/>
+        </w:rPr>
+        <w:t xml:space="preserve"> luego su virtud por que se </w:t>
+      </w:r>
+      <w:proofErr w:type="spellStart"/>
+      <w:r>
+        <w:rPr>
+          <w:rFonts w:ascii="Brill" w:hAnsi="Brill"/>
+          <w:lang w:val="es-ES"/>
+        </w:rPr>
+        <w:t>faga</w:t>
+      </w:r>
+      <w:proofErr w:type="spellEnd"/>
+      <w:r>
+        <w:rPr>
+          <w:rFonts w:ascii="Brill" w:hAnsi="Brill"/>
+          <w:lang w:val="es-ES"/>
+        </w:rPr>
+        <w:t xml:space="preserve"> e amostrar te he que contece cada </w:t>
+      </w:r>
+      <w:proofErr w:type="spellStart"/>
+      <w:r>
+        <w:rPr>
+          <w:rFonts w:ascii="Brill" w:hAnsi="Brill"/>
+          <w:lang w:val="es-ES"/>
+        </w:rPr>
+        <w:t>dia</w:t>
+      </w:r>
+      <w:proofErr w:type="spellEnd"/>
+      <w:r>
+        <w:rPr>
+          <w:rFonts w:ascii="Brill" w:hAnsi="Brill"/>
+          <w:lang w:val="es-ES"/>
+        </w:rPr>
+        <w:t xml:space="preserve"> en que puedes veer que es </w:t>
+      </w:r>
+      <w:proofErr w:type="spellStart"/>
+      <w:r>
+        <w:rPr>
+          <w:rFonts w:ascii="Brill" w:hAnsi="Brill"/>
+          <w:lang w:val="es-ES"/>
+        </w:rPr>
+        <w:t>asi</w:t>
+      </w:r>
+      <w:proofErr w:type="spellEnd"/>
+      <w:r>
+        <w:rPr>
+          <w:rFonts w:ascii="Brill" w:hAnsi="Brill"/>
+          <w:lang w:val="es-ES"/>
+        </w:rPr>
+        <w:t xml:space="preserve"> como te yo digo % para mientes en el ombre que muere en su lecho e veras en </w:t>
+      </w:r>
+      <w:proofErr w:type="spellStart"/>
+      <w:r>
+        <w:rPr>
+          <w:rFonts w:ascii="Brill" w:hAnsi="Brill"/>
+          <w:lang w:val="es-ES"/>
+        </w:rPr>
+        <w:t>el</w:t>
+      </w:r>
+      <w:proofErr w:type="spellEnd"/>
+      <w:r>
+        <w:rPr>
+          <w:rFonts w:ascii="Brill" w:hAnsi="Brill"/>
+          <w:lang w:val="es-ES"/>
+        </w:rPr>
+        <w:t xml:space="preserve"> % que </w:t>
+      </w:r>
+      <w:proofErr w:type="spellStart"/>
+      <w:r>
+        <w:rPr>
+          <w:rFonts w:ascii="Brill" w:hAnsi="Brill"/>
+          <w:lang w:val="es-ES"/>
+        </w:rPr>
+        <w:t>asi</w:t>
+      </w:r>
+      <w:proofErr w:type="spellEnd"/>
+      <w:r>
+        <w:rPr>
+          <w:rFonts w:ascii="Brill" w:hAnsi="Brill"/>
+          <w:lang w:val="es-ES"/>
+        </w:rPr>
+        <w:t xml:space="preserve"> como se </w:t>
+      </w:r>
+      <w:proofErr w:type="spellStart"/>
+      <w:r>
+        <w:rPr>
+          <w:rFonts w:ascii="Brill" w:hAnsi="Brill"/>
+          <w:lang w:val="es-ES"/>
+        </w:rPr>
+        <w:t>aranca</w:t>
+      </w:r>
+      <w:proofErr w:type="spellEnd"/>
+      <w:r>
+        <w:rPr>
+          <w:rFonts w:ascii="Brill" w:hAnsi="Brill"/>
+          <w:lang w:val="es-ES"/>
+        </w:rPr>
+        <w:t xml:space="preserve"> la alma del </w:t>
+      </w:r>
+      <w:proofErr w:type="spellStart"/>
+      <w:r>
+        <w:rPr>
+          <w:rFonts w:ascii="Brill" w:hAnsi="Brill"/>
+          <w:lang w:val="es-ES"/>
+        </w:rPr>
+        <w:t>coraçon</w:t>
+      </w:r>
+      <w:proofErr w:type="spellEnd"/>
+      <w:r>
+        <w:rPr>
+          <w:rFonts w:ascii="Brill" w:hAnsi="Brill"/>
+          <w:lang w:val="es-ES"/>
+        </w:rPr>
+        <w:t xml:space="preserve"> para salir fuera que </w:t>
+      </w:r>
+      <w:proofErr w:type="spellStart"/>
+      <w:r>
+        <w:rPr>
+          <w:rFonts w:ascii="Brill" w:hAnsi="Brill"/>
+          <w:lang w:val="es-ES"/>
+        </w:rPr>
+        <w:t>asi</w:t>
+      </w:r>
+      <w:proofErr w:type="spellEnd"/>
+      <w:r>
+        <w:rPr>
+          <w:rFonts w:ascii="Brill" w:hAnsi="Brill"/>
+          <w:lang w:val="es-ES"/>
+        </w:rPr>
+        <w:t xml:space="preserve"> muere luego el cuerpo de las </w:t>
+      </w:r>
+      <w:proofErr w:type="spellStart"/>
+      <w:r>
+        <w:rPr>
+          <w:rFonts w:ascii="Brill" w:hAnsi="Brill"/>
+          <w:lang w:val="es-ES"/>
+        </w:rPr>
+        <w:t>rodiellas</w:t>
+      </w:r>
+      <w:proofErr w:type="spellEnd"/>
+      <w:r>
+        <w:rPr>
+          <w:rFonts w:ascii="Brill" w:hAnsi="Brill"/>
+          <w:lang w:val="es-ES"/>
+        </w:rPr>
+        <w:t xml:space="preserve"> a yuso % </w:t>
+      </w:r>
+      <w:proofErr w:type="spellStart"/>
+      <w:r>
+        <w:rPr>
+          <w:rFonts w:ascii="Brill" w:hAnsi="Brill"/>
+          <w:lang w:val="es-ES"/>
+        </w:rPr>
+        <w:t>quanto</w:t>
+      </w:r>
+      <w:proofErr w:type="spellEnd"/>
+      <w:r>
+        <w:rPr>
+          <w:rFonts w:ascii="Brill" w:hAnsi="Brill"/>
+          <w:lang w:val="es-ES"/>
+        </w:rPr>
+        <w:t xml:space="preserve"> </w:t>
+      </w:r>
+      <w:proofErr w:type="spellStart"/>
+      <w:r>
+        <w:rPr>
+          <w:rFonts w:ascii="Brill" w:hAnsi="Brill"/>
+          <w:lang w:val="es-ES"/>
+        </w:rPr>
+        <w:t>mas</w:t>
+      </w:r>
+      <w:proofErr w:type="spellEnd"/>
+      <w:r>
+        <w:rPr>
+          <w:rFonts w:ascii="Brill" w:hAnsi="Brill"/>
+          <w:lang w:val="es-ES"/>
+        </w:rPr>
+        <w:t xml:space="preserve"> va </w:t>
+      </w:r>
+      <w:proofErr w:type="spellStart"/>
+      <w:r>
+        <w:rPr>
+          <w:rFonts w:ascii="Brill" w:hAnsi="Brill"/>
+          <w:lang w:val="es-ES"/>
+        </w:rPr>
+        <w:t>sobiendo</w:t>
+      </w:r>
+      <w:proofErr w:type="spellEnd"/>
+      <w:r>
+        <w:rPr>
+          <w:rFonts w:ascii="Brill" w:hAnsi="Brill"/>
+          <w:lang w:val="es-ES"/>
+        </w:rPr>
+        <w:t xml:space="preserve"> tanto </w:t>
+      </w:r>
+      <w:proofErr w:type="spellStart"/>
+      <w:r>
+        <w:rPr>
+          <w:rFonts w:ascii="Brill" w:hAnsi="Brill"/>
+          <w:lang w:val="es-ES"/>
+        </w:rPr>
+        <w:t>mas</w:t>
+      </w:r>
+      <w:proofErr w:type="spellEnd"/>
+      <w:r>
+        <w:rPr>
+          <w:rFonts w:ascii="Brill" w:hAnsi="Brill"/>
+          <w:lang w:val="es-ES"/>
+        </w:rPr>
+        <w:t xml:space="preserve"> va finando el cuerpo muerto </w:t>
+      </w:r>
+      <w:proofErr w:type="spellStart"/>
+      <w:r>
+        <w:rPr>
+          <w:rFonts w:ascii="Brill" w:hAnsi="Brill"/>
+          <w:lang w:val="es-ES"/>
+        </w:rPr>
+        <w:t>enpos</w:t>
+      </w:r>
+      <w:proofErr w:type="spellEnd"/>
+      <w:r>
+        <w:rPr>
+          <w:rFonts w:ascii="Brill" w:hAnsi="Brill"/>
+          <w:lang w:val="es-ES"/>
+        </w:rPr>
+        <w:t xml:space="preserve"> ella e finca muy </w:t>
+      </w:r>
+      <w:proofErr w:type="spellStart"/>
+      <w:r>
+        <w:rPr>
+          <w:rFonts w:ascii="Brill" w:hAnsi="Brill"/>
+          <w:lang w:val="es-ES"/>
+        </w:rPr>
+        <w:t>freyo</w:t>
+      </w:r>
+      <w:proofErr w:type="spellEnd"/>
+      <w:r>
+        <w:rPr>
+          <w:rFonts w:ascii="Brill" w:hAnsi="Brill"/>
+          <w:lang w:val="es-ES"/>
+        </w:rPr>
+        <w:t xml:space="preserve"> e muy pesado</w:t>
       </w:r>
     </w:p>
     <w:sectPr>
@@ -46,7 +659,7 @@
 </file>
 
 <file path=word/styles.xml><?xml version="1.0" encoding="utf-8"?>
-<w:styles xmlns:mc="http://schemas.openxmlformats.org/markup-compatibility/2006" xmlns:r="http://schemas.openxmlformats.org/officeDocument/2006/relationships" xmlns:w="http://schemas.openxmlformats.org/wordprocessingml/2006/main" xmlns:w14="http://schemas.microsoft.com/office/word/2010/wordml" xmlns:w15="http://schemas.microsoft.com/office/word/2012/wordml" xmlns:w16cex="http://schemas.microsoft.com/office/word/2018/wordml/cex" xmlns:w16cid="http://schemas.microsoft.com/office/word/2016/wordml/cid" xmlns:w16="http://schemas.microsoft.com/office/word/2018/wordml" xmlns:w16sdtdh="http://schemas.microsoft.com/office/word/2020/wordml/sdtdatahash" xmlns:w16se="http://schemas.microsoft.com/office/word/2015/wordml/symex" mc:Ignorable="w14 w15 w16se w16cid w16 w16cex w16sdtdh">
+<w:styles xmlns:mc="http://schemas.openxmlformats.org/markup-compatibility/2006" xmlns:r="http://schemas.openxmlformats.org/officeDocument/2006/relationships" xmlns:w="http://schemas.openxmlformats.org/wordprocessingml/2006/main" xmlns:w14="http://schemas.microsoft.com/office/word/2010/wordml" xmlns:w15="http://schemas.microsoft.com/office/word/2012/wordml" xmlns:w16cex="http://schemas.microsoft.com/office/word/2018/wordml/cex" xmlns:w16cid="http://schemas.microsoft.com/office/word/2016/wordml/cid" xmlns:w16="http://schemas.microsoft.com/office/word/2018/wordml" xmlns:w16du="http://schemas.microsoft.com/office/word/2023/wordml/word16du" xmlns:w16sdtdh="http://schemas.microsoft.com/office/word/2020/wordml/sdtdatahash" xmlns:w16sdtfl="http://schemas.microsoft.com/office/word/2024/wordml/sdtformatlock" xmlns:w16se="http://schemas.microsoft.com/office/word/2015/wordml/symex" mc:Ignorable="w14 w15 w16se w16cid w16 w16cex w16sdtdh w16sdtfl w16du">
   <w:docDefaults>
     <w:rPrDefault>
       <w:rPr>
